--- a/Tailored_CVs/Shinoy_DLL_Agile_Engineer.docx
+++ b/Tailored_CVs/Shinoy_DLL_Agile_Engineer.docx
@@ -70,7 +70,7 @@
           <w:b w:val="0"/>
           <w:sz w:val="19"/>
         </w:rPr>
-        <w:t>I am an Agile Engineer with over eight years of experience supporting critical IT and business applications across finance and other domains. I have a strong background in test management, agile delivery, and translating business needs into technical deliverables. Currently based in the Netherlands with a valid EU residence permit, I am ready to start immediately.</w:t>
+        <w:t>I am a QA Automation Engineer with over 8 years of experience working across complex banking and financial applications. I focus on translating business needs into technical testing strategies and collaborating closely with product owners and stakeholders. I bring strong skills in agile delivery, defect management, and CI/CD pipelines to the Corporate Center team.</w:t>
       </w:r>
     </w:p>
     <w:p>
@@ -288,7 +288,7 @@
           <w:b w:val="0"/>
           <w:sz w:val="18"/>
         </w:rPr>
-        <w:t>▸ Translate business needs into actionable user stories and technical deliverables while coordinating delivery with internal teams.</w:t>
+        <w:t>▸ Translate business requirements into technical testing strategies and actionable user stories while participating actively in agile ceremonies.</w:t>
       </w:r>
     </w:p>
     <w:p>
@@ -301,7 +301,7 @@
           <w:b w:val="0"/>
           <w:sz w:val="18"/>
         </w:rPr>
-        <w:t>▸ Drive system testing, manage defects, and organize test activities to ensure smooth golive readiness.</w:t>
+        <w:t>▸ Drive system testing, coordinate defect management on JIRA, and ensure proper golive readiness across diverse IT applications.</w:t>
       </w:r>
     </w:p>
     <w:p>
@@ -314,7 +314,7 @@
           <w:b w:val="0"/>
           <w:sz w:val="18"/>
         </w:rPr>
-        <w:t>▸ Engage actively in Agile ceremonies including planning, refinement, retrospectives, and reviews to manage impediments and dependencies.</w:t>
+        <w:t>▸ Collaborate with internal stakeholders and external suppliers to coordinate configuration and delivery of functionality.</w:t>
       </w:r>
     </w:p>
     <w:p>
@@ -327,7 +327,7 @@
           <w:b w:val="0"/>
           <w:sz w:val="18"/>
         </w:rPr>
-        <w:t>▸ Collaborate with stakeholders across multiple business domains to support critical IT and business applications.</w:t>
+        <w:t>▸ Maintain high availability of test environments and streamline validation processes using AWS, Terraform, and Oracle SQL queries.</w:t>
       </w:r>
     </w:p>
     <w:p>
